--- a/klagomål/A 26031-2026 FSC-klagomål.docx
+++ b/klagomål/A 26031-2026 FSC-klagomål.docx
@@ -1041,7 +1041,7 @@
     <w:r>
       <w:tab/>
       <w:tab/>
-      <w:t>2026-06-18</w:t>
+      <w:t>2026-06-19</w:t>
       <w:br/>
       <w:br/>
     </w:r>

--- a/klagomål/A 26031-2026 FSC-klagomål.docx
+++ b/klagomål/A 26031-2026 FSC-klagomål.docx
@@ -1041,7 +1041,7 @@
     <w:r>
       <w:tab/>
       <w:tab/>
-      <w:t>2026-06-19</w:t>
+      <w:t>2026-06-20</w:t>
       <w:br/>
       <w:br/>
     </w:r>

--- a/klagomål/A 26031-2026 FSC-klagomål.docx
+++ b/klagomål/A 26031-2026 FSC-klagomål.docx
@@ -168,38 +168,7 @@
     </w:p>
     <w:p>
       <w:r>
-        <w:t>Detta dokument behandlar höga naturvärden i avverkningsanmälan A 26031-2026 i Borlänge kommun som inkom 2026-06-08 och omfattar 1,8 ha.</w:t>
-      </w:r>
-    </w:p>
-    <w:p>
-      <w:r>
-        <w:t>Nedan presenteras fynd av naturvårdsarter som gjorts i det avverkningsanmälda området, samt relevanta utdrag ur standarderna för FSC, Chain of Custody, Controlled Wood och PEFC. I BILAGA 1 finns artfakta om rödlistade arter.</w:t>
-      </w:r>
-    </w:p>
-    <w:p>
-      <w:r>
-        <w:t>Vi förväntar oss att ni återkommer med ett skriftligt svar på vårt klagomål och även beskriver vilka korrigerande åtgärder ni satt in för att rätta till identifierade brister i er efterlevnad av den svenska FSC standarden.</w:t>
-      </w:r>
-    </w:p>
-    <w:p>
-      <w:pPr>
-        <w:pStyle w:val="Heading1"/>
-      </w:pPr>
-      <w:r>
-        <w:t>Naturvårdsarter</w:t>
-      </w:r>
-    </w:p>
-    <w:p>
-      <w:r>
-        <w:t>Inom 25 meter från avverkningsanmälan har följande 4 naturvårdsarter hittats: flodpärlmussla (EN), björksplintborre (S), mindre märgborre (S, T) och vågbandad barkbock (S). Av dessa är 1 rödlistade. För rödlistade arter har rödlistekategorin angivits inom parentes. Arter som är signalarter enligt Skogsstyrelsen har markerats med (S). Typiska arter inom Natura 2000 som är kopplade till skogsekosystem har markerats med (T).</w:t>
-      </w:r>
-    </w:p>
-    <w:p>
-      <w:r>
-        <w:t>De påträffade naturvårdsarterna är ett tydligt kvitto på att det rör sig om en skog med höga naturvärden.</w:t>
-      </w:r>
-      <w:r>
-        <w:t xml:space="preserve"> I Figur 1 visas fyndplatser för naturvårdsarter i området, som finns registrerade på Artportalen.</w:t>
+        <w:t>Detta klagomål behandlar höga naturvärden i avverkningsanmälan A 26031-2026 i Borlänge kommun som inkom 2026-06-08 och omfattar 1,8 ha.</w:t>
       </w:r>
     </w:p>
     <w:p>
@@ -247,7 +216,61 @@
         <w:spacing w:after="240"/>
       </w:pPr>
       <w:r>
-        <w:t>Figur 1. Fyndplatser för naturvårdsarter inom 25 meter från avverkningsanmälan (röd linje). Markörer utan svart kant är placerade på fyndplatsen. Markörer med svart kant är placerade vid sidan av fyndplatsen och har ett svart streck som visar fyndplatsens exakta position. Kartans mittpunktskoordinat är N 6719227, E 518131 i SWEREF 99 TM.</w:t>
+        <w:t>Figur 1. Fyndplatser för naturvårdsarter inom 25 meter från avverkningsanmälan. Markörer utan svart kant är placerade på fyndplatsen. Markörer med svart kant är placerade vid sidan av fyndplatsen har ett svart streck som visar fyndplatsens exakta position. Kartans mittpunktskoordinat är N 6719227, E 518131 i SWEREF 99 TM.</w:t>
+      </w:r>
+    </w:p>
+    <w:p>
+      <w:r>
+        <w:t>Inom 25 meter från avverkningsanmälan finns fynd av 4 naturvårdsarter, varav 1 är rödlistad, 1 är typisk (T) och 3 är signalarter (S): flodpärlmussla (EN), björksplintborre (S), mindre märgborre (S, T) och vågbandad barkbock (S). Se Figur 1.</w:t>
+      </w:r>
+    </w:p>
+    <w:p>
+      <w:r>
+        <w:t>Nedan presenteras relevanta utdrag ur standarderna för FSC, Chain of Custody, Controlled Wood och PEFC.</w:t>
+      </w:r>
+    </w:p>
+    <w:p>
+      <w:r>
+        <w:t>Vi förväntar oss att ni återkommer med ett skriftligt svar på vårt klagomål och även beskriver vilka korrigerande åtgärder ni satt in för att rätta till identifierade brister i er efterlevnad av den svenska FSC standarden.</w:t>
+      </w:r>
+    </w:p>
+    <w:p>
+      <w:pPr>
+        <w:pStyle w:val="Heading1"/>
+      </w:pPr>
+      <w:r>
+        <w:t>Naturvårdsarter och fridlysta arter</w:t>
+      </w:r>
+    </w:p>
+    <w:p>
+      <w:r>
+        <w:t>Nedan följer beskrivningar av de naturvårdsarter och fridlysta arter som har sina livsmiljöer och växtplatser i den avverkningsanmälda skogen. Se även ytterligare artfakta i BILAGA 1. De påträffade naturvårdsarterna är ett tydligt kvitto på att det rör sig om en skog med höga naturvärden.</w:t>
+      </w:r>
+    </w:p>
+    <w:p>
+      <w:r>
+        <w:rPr>
+          <w:b/>
+        </w:rPr>
+        <w:t>Flodpärlmussla (EN, §4a)</w:t>
+      </w:r>
+      <w:r>
+        <w:t xml:space="preserve"> är rödlistad som starkt hotad och fridlyst enligt § 4a artskyddsförordningen. Den är även globalt rödlistad och i Europa som akut hotad (CR) vilket innebär att Sverige har ett internationellt ansvar för arten. Flodpärlmussla omfattas av åtgärdsprogram för hotade arter samt av bilaga 2 och 5 EU:s art- och habitatdirektiv där dess bevarandestatus är bedömd som dålig med fortsatt negativ trend.</w:t>
+      </w:r>
+    </w:p>
+    <w:p>
+      <w:r>
+        <w:t>Arten har under de senaste 3 generationerna (=100 år), minskat med mer än 50 (49-65) % i hela landet och den är helt försvunnen från ca 1/3 av de vattendrag den fanns i under början av 1900-talet. Minskningstakten överstiger gränsvärdet för Starkt hotad (EN) enligt A-kriteriet. (A2bce) (SLU Artdatabanken, 2024; IUCN, 2024).</w:t>
+      </w:r>
+    </w:p>
+    <w:p>
+      <w:r>
+        <w:t>Skogsbruk intill och i närheten av vattendrag med förekomst av flodpärlmussla utgör ett direkt hot mot arten. Avverkning, markberedning och dikning leder till att vattenkvaliteten försämras, bottnar slammar igen, urlakning av kvicksilver samt att hydrologin förändras. De små musslorna ligger nedgrävda i substratet i upp till 8 år och är därför mycket känsliga mot alla åtgärder som leder till grumling och den påföljande igenslamningen. Vegetationsbeklädda kantzoner längs med vattendragen fungerar som erosionsskydd och filter samt är en viktig källa för skydd och föda i mindre vattendrag. Avverkning av trädridåer kan även leda till ändrade in- och utstrålningsförhållanden vilket i sin tur leder till ändrade temperaturförhållanden. Detta ger en direkt negativ inverkan på såväl värdfiskbestånden som på musslorna. Lokaler med flodpärlmussla skadas ofta vid vägbyggnation och körning med maskiner i vattendrag (SLU Artdatabanken, 2024).</w:t>
+      </w:r>
+    </w:p>
+    <w:p>
+      <w:r>
+        <w:t>Studier utförda i Finland visar att intill små vattendrag räcker det inte med en 30 meter bred skyddszon för att skydda dess mikroklimat (Lind, L. et al; SLU FaktaSkog nr 5, 2020). Vid tillämpning av försiktighetsprincipen enligt 2 kap. 3 § miljöbalken bör sålunda minst 50 meters buffertzon lämnas intill mindre vattendrag och finns det flodpärlmussla (EN, §4a) i ett vattendrag bör skyddszonerna följaktligen vara ännu större.</w:t>
       </w:r>
     </w:p>
     <w:p>
@@ -259,32 +282,6 @@
       </w:r>
       <w:r>
         <w:t>är en skalbagge vars larvutveckling sker i bark på nyligen döda björkar, både stående träd och vindfällen. En prydlig rad med runda ventilationshål i barken ovanför modergången är synnerligen karaktäristiskt. Arten är knuten till lövrika blandskogar med en hög andel gamla träd, och starkt gynnad av naturliga störningar som torka, översvämningar, brand och stormfällningar. Talrika gnagspår kan tyda på biotoper med höga naturvärden, exempelvis för ovanliga hackspettar och andra, mer sällsynta vedinsekter. Larverna är omtyckt hackspettsföda (SLU Artdatabanken, 2025).</w:t>
-      </w:r>
-    </w:p>
-    <w:p>
-      <w:r>
-        <w:rPr>
-          <w:b/>
-        </w:rPr>
-        <w:t>Flodpärlmussla (EN, §4a)</w:t>
-      </w:r>
-      <w:r>
-        <w:t xml:space="preserve"> är rödlistad som starkt hotad och fridlyst enligt § 4a artskyddsförordningen. Den är även globalt rödlistad och i Europa som akut hotad (CR) vilket innebär att Sverige har ett internationellt ansvar för arten. Flodpärlmussla omfattas av åtgärdsprogram för hotade arter samt av bilaga 2 och 5 EU:s art- och habitatdirektiv där dess bevarandestatus är bedömd som dålig med fortsatt negativ trend.</w:t>
-      </w:r>
-    </w:p>
-    <w:p>
-      <w:r>
-        <w:t>Arten har under de senaste 3 generationerna (=100 år), minskat med mer än 50 (49-65) % i hela landet och den är helt försvunnen från ca 1/3 av de vattendrag den fanns i under början av 1900-talet. Minskningstakten överstiger gränsvärdet för Starkt hotad (EN) enligt A-kriteriet. (A2bce) (SLU Artdatabanken, 2024; IUCN, 2024).</w:t>
-      </w:r>
-    </w:p>
-    <w:p>
-      <w:r>
-        <w:t>Skogsbruk intill och i närheten av vattendrag med förekomst av flodpärlmussla utgör ett direkt hot mot arten. Avverkning, markberedning och dikning leder till att vattenkvaliteten försämras, bottnar slammar igen, urlakning av kvicksilver samt att hydrologin förändras. De små musslorna ligger nedgrävda i substratet i upp till 8 år och är därför mycket känsliga mot alla åtgärder som leder till grumling och den påföljande igenslamningen. Vegetationsbeklädda kantzoner längs med vattendragen fungerar som erosionsskydd och filter samt är en viktig källa för skydd och föda i mindre vattendrag. Avverkning av trädridåer kan även leda till ändrade in- och utstrålningsförhållanden vilket i sin tur leder till ändrade temperaturförhållanden. Detta ger en direkt negativ inverkan på såväl värdfiskbestånden som på musslorna. Lokaler med flodpärlmussla skadas ofta vid vägbyggnation och körning med maskiner i vattendrag (SLU Artdatabanken, 2024).</w:t>
-      </w:r>
-    </w:p>
-    <w:p>
-      <w:r>
-        <w:t>Studier utförda i Finland visar att intill små vattendrag räcker det inte med en 30 meter bred skyddszon för att skydda dess mikroklimat (Lind, L. et al; SLU FaktaSkog nr 5, 2020). Vid tillämpning av försiktighetsprincipen enligt 2 kap. 3 § miljöbalken bör sålunda minst 50 meters buffertzon lämnas intill mindre vattendrag och finns det flodpärlmussla (EN, §4a) i ett vattendrag bör skyddszonerna följaktligen vara ännu större.</w:t>
       </w:r>
     </w:p>
     <w:p>
@@ -1041,7 +1038,7 @@
     <w:r>
       <w:tab/>
       <w:tab/>
-      <w:t>2026-06-20</w:t>
+      <w:t>2026-06-21</w:t>
       <w:br/>
       <w:br/>
     </w:r>

--- a/klagomål/A 26031-2026 FSC-klagomål.docx
+++ b/klagomål/A 26031-2026 FSC-klagomål.docx
@@ -1038,7 +1038,7 @@
     <w:r>
       <w:tab/>
       <w:tab/>
-      <w:t>2026-06-21</w:t>
+      <w:t>2026-06-22</w:t>
       <w:br/>
       <w:br/>
     </w:r>

--- a/klagomål/A 26031-2026 FSC-klagomål.docx
+++ b/klagomål/A 26031-2026 FSC-klagomål.docx
@@ -1038,7 +1038,7 @@
     <w:r>
       <w:tab/>
       <w:tab/>
-      <w:t>2026-06-22</w:t>
+      <w:t>2026-06-23</w:t>
       <w:br/>
       <w:br/>
     </w:r>

--- a/klagomål/A 26031-2026 FSC-klagomål.docx
+++ b/klagomål/A 26031-2026 FSC-klagomål.docx
@@ -1038,7 +1038,7 @@
     <w:r>
       <w:tab/>
       <w:tab/>
-      <w:t>2026-06-23</w:t>
+      <w:t>2026-06-24</w:t>
       <w:br/>
       <w:br/>
     </w:r>

--- a/klagomål/A 26031-2026 FSC-klagomål.docx
+++ b/klagomål/A 26031-2026 FSC-klagomål.docx
@@ -1038,7 +1038,7 @@
     <w:r>
       <w:tab/>
       <w:tab/>
-      <w:t>2026-06-24</w:t>
+      <w:t>2026-06-25</w:t>
       <w:br/>
       <w:br/>
     </w:r>

--- a/klagomål/A 26031-2026 FSC-klagomål.docx
+++ b/klagomål/A 26031-2026 FSC-klagomål.docx
@@ -1038,7 +1038,7 @@
     <w:r>
       <w:tab/>
       <w:tab/>
-      <w:t>2026-06-25</w:t>
+      <w:t>2026-06-26</w:t>
       <w:br/>
       <w:br/>
     </w:r>

--- a/klagomål/A 26031-2026 FSC-klagomål.docx
+++ b/klagomål/A 26031-2026 FSC-klagomål.docx
@@ -1038,7 +1038,7 @@
     <w:r>
       <w:tab/>
       <w:tab/>
-      <w:t>2026-06-26</w:t>
+      <w:t>2026-06-27</w:t>
       <w:br/>
       <w:br/>
     </w:r>

--- a/klagomål/A 26031-2026 FSC-klagomål.docx
+++ b/klagomål/A 26031-2026 FSC-klagomål.docx
@@ -1038,7 +1038,7 @@
     <w:r>
       <w:tab/>
       <w:tab/>
-      <w:t>2026-06-27</w:t>
+      <w:t>2026-06-28</w:t>
       <w:br/>
       <w:br/>
     </w:r>

--- a/klagomål/A 26031-2026 FSC-klagomål.docx
+++ b/klagomål/A 26031-2026 FSC-klagomål.docx
@@ -1038,7 +1038,7 @@
     <w:r>
       <w:tab/>
       <w:tab/>
-      <w:t>2026-06-28</w:t>
+      <w:t>2026-06-29</w:t>
       <w:br/>
       <w:br/>
     </w:r>

--- a/klagomål/A 26031-2026 FSC-klagomål.docx
+++ b/klagomål/A 26031-2026 FSC-klagomål.docx
@@ -1038,7 +1038,7 @@
     <w:r>
       <w:tab/>
       <w:tab/>
-      <w:t>2026-06-29</w:t>
+      <w:t>2026-06-30</w:t>
       <w:br/>
       <w:br/>
     </w:r>

--- a/klagomål/A 26031-2026 FSC-klagomål.docx
+++ b/klagomål/A 26031-2026 FSC-klagomål.docx
@@ -1038,7 +1038,7 @@
     <w:r>
       <w:tab/>
       <w:tab/>
-      <w:t>2026-06-30</w:t>
+      <w:t>2026-07-01</w:t>
       <w:br/>
       <w:br/>
     </w:r>

--- a/klagomål/A 26031-2026 FSC-klagomål.docx
+++ b/klagomål/A 26031-2026 FSC-klagomål.docx
@@ -1038,7 +1038,7 @@
     <w:r>
       <w:tab/>
       <w:tab/>
-      <w:t>2026-07-01</w:t>
+      <w:t>2026-07-02</w:t>
       <w:br/>
       <w:br/>
     </w:r>

--- a/klagomål/A 26031-2026 FSC-klagomål.docx
+++ b/klagomål/A 26031-2026 FSC-klagomål.docx
@@ -1038,7 +1038,7 @@
     <w:r>
       <w:tab/>
       <w:tab/>
-      <w:t>2026-07-13</w:t>
+      <w:t>2026-07-14</w:t>
       <w:br/>
       <w:br/>
     </w:r>

--- a/klagomål/A 26031-2026 FSC-klagomål.docx
+++ b/klagomål/A 26031-2026 FSC-klagomål.docx
@@ -1038,7 +1038,7 @@
     <w:r>
       <w:tab/>
       <w:tab/>
-      <w:t>2026-07-14</w:t>
+      <w:t>2026-07-15</w:t>
       <w:br/>
       <w:br/>
     </w:r>

--- a/klagomål/A 26031-2026 FSC-klagomål.docx
+++ b/klagomål/A 26031-2026 FSC-klagomål.docx
@@ -1038,7 +1038,7 @@
     <w:r>
       <w:tab/>
       <w:tab/>
-      <w:t>2026-07-15</w:t>
+      <w:t>2026-07-16</w:t>
       <w:br/>
       <w:br/>
     </w:r>

--- a/klagomål/A 26031-2026 FSC-klagomål.docx
+++ b/klagomål/A 26031-2026 FSC-klagomål.docx
@@ -1038,7 +1038,7 @@
     <w:r>
       <w:tab/>
       <w:tab/>
-      <w:t>2026-07-16</w:t>
+      <w:t>2026-07-17</w:t>
       <w:br/>
       <w:br/>
     </w:r>

--- a/klagomål/A 26031-2026 FSC-klagomål.docx
+++ b/klagomål/A 26031-2026 FSC-klagomål.docx
@@ -1038,7 +1038,7 @@
     <w:r>
       <w:tab/>
       <w:tab/>
-      <w:t>2026-07-17</w:t>
+      <w:t>2026-07-18</w:t>
       <w:br/>
       <w:br/>
     </w:r>

--- a/klagomål/A 26031-2026 FSC-klagomål.docx
+++ b/klagomål/A 26031-2026 FSC-klagomål.docx
@@ -1038,7 +1038,7 @@
     <w:r>
       <w:tab/>
       <w:tab/>
-      <w:t>2026-07-18</w:t>
+      <w:t>2026-07-19</w:t>
       <w:br/>
       <w:br/>
     </w:r>

--- a/klagomål/A 26031-2026 FSC-klagomål.docx
+++ b/klagomål/A 26031-2026 FSC-klagomål.docx
@@ -1038,7 +1038,7 @@
     <w:r>
       <w:tab/>
       <w:tab/>
-      <w:t>2026-07-19</w:t>
+      <w:t>2026-07-20</w:t>
       <w:br/>
       <w:br/>
     </w:r>

--- a/klagomål/A 26031-2026 FSC-klagomål.docx
+++ b/klagomål/A 26031-2026 FSC-klagomål.docx
@@ -1038,7 +1038,7 @@
     <w:r>
       <w:tab/>
       <w:tab/>
-      <w:t>2026-07-20</w:t>
+      <w:t>2026-07-21</w:t>
       <w:br/>
       <w:br/>
     </w:r>

--- a/klagomål/A 26031-2026 FSC-klagomål.docx
+++ b/klagomål/A 26031-2026 FSC-klagomål.docx
@@ -1038,7 +1038,7 @@
     <w:r>
       <w:tab/>
       <w:tab/>
-      <w:t>2026-07-21</w:t>
+      <w:t>2026-07-22</w:t>
       <w:br/>
       <w:br/>
     </w:r>

--- a/klagomål/A 26031-2026 FSC-klagomål.docx
+++ b/klagomål/A 26031-2026 FSC-klagomål.docx
@@ -1038,7 +1038,7 @@
     <w:r>
       <w:tab/>
       <w:tab/>
-      <w:t>2026-07-22</w:t>
+      <w:t>2026-07-23</w:t>
       <w:br/>
       <w:br/>
     </w:r>

--- a/klagomål/A 26031-2026 FSC-klagomål.docx
+++ b/klagomål/A 26031-2026 FSC-klagomål.docx
@@ -1038,7 +1038,7 @@
     <w:r>
       <w:tab/>
       <w:tab/>
-      <w:t>2026-07-23</w:t>
+      <w:t>2026-07-24</w:t>
       <w:br/>
       <w:br/>
     </w:r>

--- a/klagomål/A 26031-2026 FSC-klagomål.docx
+++ b/klagomål/A 26031-2026 FSC-klagomål.docx
@@ -1038,7 +1038,7 @@
     <w:r>
       <w:tab/>
       <w:tab/>
-      <w:t>2026-07-24</w:t>
+      <w:t>2026-07-25</w:t>
       <w:br/>
       <w:br/>
     </w:r>

--- a/klagomål/A 26031-2026 FSC-klagomål.docx
+++ b/klagomål/A 26031-2026 FSC-klagomål.docx
@@ -1038,7 +1038,7 @@
     <w:r>
       <w:tab/>
       <w:tab/>
-      <w:t>2026-07-25</w:t>
+      <w:t>2026-07-26</w:t>
       <w:br/>
       <w:br/>
     </w:r>

--- a/klagomål/A 26031-2026 FSC-klagomål.docx
+++ b/klagomål/A 26031-2026 FSC-klagomål.docx
@@ -1038,7 +1038,7 @@
     <w:r>
       <w:tab/>
       <w:tab/>
-      <w:t>2026-07-26</w:t>
+      <w:t>2026-07-27</w:t>
       <w:br/>
       <w:br/>
     </w:r>

--- a/klagomål/A 26031-2026 FSC-klagomål.docx
+++ b/klagomål/A 26031-2026 FSC-klagomål.docx
@@ -1038,7 +1038,7 @@
     <w:r>
       <w:tab/>
       <w:tab/>
-      <w:t>2026-07-27</w:t>
+      <w:t>2026-07-28</w:t>
       <w:br/>
       <w:br/>
     </w:r>

--- a/klagomål/A 26031-2026 FSC-klagomål.docx
+++ b/klagomål/A 26031-2026 FSC-klagomål.docx
@@ -1038,7 +1038,7 @@
     <w:r>
       <w:tab/>
       <w:tab/>
-      <w:t>2026-07-28</w:t>
+      <w:t>2026-07-29</w:t>
       <w:br/>
       <w:br/>
     </w:r>

--- a/klagomål/A 26031-2026 FSC-klagomål.docx
+++ b/klagomål/A 26031-2026 FSC-klagomål.docx
@@ -1038,7 +1038,7 @@
     <w:r>
       <w:tab/>
       <w:tab/>
-      <w:t>2026-07-29</w:t>
+      <w:t>2026-07-30</w:t>
       <w:br/>
       <w:br/>
     </w:r>

--- a/klagomål/A 26031-2026 FSC-klagomål.docx
+++ b/klagomål/A 26031-2026 FSC-klagomål.docx
@@ -1038,7 +1038,7 @@
     <w:r>
       <w:tab/>
       <w:tab/>
-      <w:t>2026-07-30</w:t>
+      <w:t>2026-07-31</w:t>
       <w:br/>
       <w:br/>
     </w:r>

--- a/klagomål/A 26031-2026 FSC-klagomål.docx
+++ b/klagomål/A 26031-2026 FSC-klagomål.docx
@@ -1038,7 +1038,7 @@
     <w:r>
       <w:tab/>
       <w:tab/>
-      <w:t>2026-07-31</w:t>
+      <w:t>2026-08-01</w:t>
       <w:br/>
       <w:br/>
     </w:r>

--- a/klagomål/A 26031-2026 FSC-klagomål.docx
+++ b/klagomål/A 26031-2026 FSC-klagomål.docx
@@ -1038,7 +1038,7 @@
     <w:r>
       <w:tab/>
       <w:tab/>
-      <w:t>2026-08-01</w:t>
+      <w:t>2026-08-02</w:t>
       <w:br/>
       <w:br/>
     </w:r>

--- a/klagomål/A 26031-2026 FSC-klagomål.docx
+++ b/klagomål/A 26031-2026 FSC-klagomål.docx
@@ -1038,7 +1038,7 @@
     <w:r>
       <w:tab/>
       <w:tab/>
-      <w:t>2026-08-02</w:t>
+      <w:t>2026-08-03</w:t>
       <w:br/>
       <w:br/>
     </w:r>

--- a/klagomål/A 26031-2026 FSC-klagomål.docx
+++ b/klagomål/A 26031-2026 FSC-klagomål.docx
@@ -1038,7 +1038,7 @@
     <w:r>
       <w:tab/>
       <w:tab/>
-      <w:t>2026-08-03</w:t>
+      <w:t>2026-08-04</w:t>
       <w:br/>
       <w:br/>
     </w:r>

--- a/klagomål/A 26031-2026 FSC-klagomål.docx
+++ b/klagomål/A 26031-2026 FSC-klagomål.docx
@@ -1038,7 +1038,7 @@
     <w:r>
       <w:tab/>
       <w:tab/>
-      <w:t>2026-08-04</w:t>
+      <w:t>2026-08-05</w:t>
       <w:br/>
       <w:br/>
     </w:r>

--- a/klagomål/A 26031-2026 FSC-klagomål.docx
+++ b/klagomål/A 26031-2026 FSC-klagomål.docx
@@ -1038,7 +1038,7 @@
     <w:r>
       <w:tab/>
       <w:tab/>
-      <w:t>2026-08-05</w:t>
+      <w:t>2026-08-07</w:t>
       <w:br/>
       <w:br/>
     </w:r>

--- a/klagomål/A 26031-2026 FSC-klagomål.docx
+++ b/klagomål/A 26031-2026 FSC-klagomål.docx
@@ -1038,7 +1038,7 @@
     <w:r>
       <w:tab/>
       <w:tab/>
-      <w:t>2026-08-07</w:t>
+      <w:t>2026-08-08</w:t>
       <w:br/>
       <w:br/>
     </w:r>

--- a/klagomål/A 26031-2026 FSC-klagomål.docx
+++ b/klagomål/A 26031-2026 FSC-klagomål.docx
@@ -216,7 +216,7 @@
         <w:spacing w:after="240"/>
       </w:pPr>
       <w:r>
-        <w:t>Figur 1. Fyndplatser för naturvårdsarter inom 25 meter från avverkningsanmälan. Markörer utan svart kant är placerade på fyndplatsen. Markörer med svart kant är placerade vid sidan av fyndplatsen har ett svart streck som visar fyndplatsens exakta position. Kartans mittpunktskoordinat är N 6719227, E 518131 i SWEREF 99 TM.</w:t>
+        <w:t>Figur 1. Fyndplatser för naturvårdsarter inom 25 meter från avverkningsanmälan. Markörer utan svart kant är placerade på fyndplatsen. Markörer med svart kant är placerade vid sidan av fyndplatsen och har ett svart streck som visar fyndplatsens exakta position. Kartans mittpunktskoordinat är N 6719227, E 518131 i SWEREF 99 TM.</w:t>
       </w:r>
     </w:p>
     <w:p>
@@ -1038,7 +1038,7 @@
     <w:r>
       <w:tab/>
       <w:tab/>
-      <w:t>2026-08-14</w:t>
+      <w:t>2026-08-15</w:t>
       <w:br/>
       <w:br/>
     </w:r>

--- a/klagomål/A 26031-2026 FSC-klagomål.docx
+++ b/klagomål/A 26031-2026 FSC-klagomål.docx
@@ -1038,7 +1038,7 @@
     <w:r>
       <w:tab/>
       <w:tab/>
-      <w:t>2026-08-15</w:t>
+      <w:t>2026-08-16</w:t>
       <w:br/>
       <w:br/>
     </w:r>

--- a/klagomål/A 26031-2026 FSC-klagomål.docx
+++ b/klagomål/A 26031-2026 FSC-klagomål.docx
@@ -1038,7 +1038,7 @@
     <w:r>
       <w:tab/>
       <w:tab/>
-      <w:t>2026-08-16</w:t>
+      <w:t>2026-08-17</w:t>
       <w:br/>
       <w:br/>
     </w:r>

--- a/klagomål/A 26031-2026 FSC-klagomål.docx
+++ b/klagomål/A 26031-2026 FSC-klagomål.docx
@@ -1038,7 +1038,7 @@
     <w:r>
       <w:tab/>
       <w:tab/>
-      <w:t>2026-08-17</w:t>
+      <w:t>2026-08-18</w:t>
       <w:br/>
       <w:br/>
     </w:r>

--- a/klagomål/A 26031-2026 FSC-klagomål.docx
+++ b/klagomål/A 26031-2026 FSC-klagomål.docx
@@ -1038,7 +1038,7 @@
     <w:r>
       <w:tab/>
       <w:tab/>
-      <w:t>2026-08-18</w:t>
+      <w:t>2026-08-19</w:t>
       <w:br/>
       <w:br/>
     </w:r>

--- a/klagomål/A 26031-2026 FSC-klagomål.docx
+++ b/klagomål/A 26031-2026 FSC-klagomål.docx
@@ -1038,7 +1038,7 @@
     <w:r>
       <w:tab/>
       <w:tab/>
-      <w:t>2026-08-19</w:t>
+      <w:t>2026-08-20</w:t>
       <w:br/>
       <w:br/>
     </w:r>

--- a/klagomål/A 26031-2026 FSC-klagomål.docx
+++ b/klagomål/A 26031-2026 FSC-klagomål.docx
@@ -1038,7 +1038,7 @@
     <w:r>
       <w:tab/>
       <w:tab/>
-      <w:t>2026-08-20</w:t>
+      <w:t>2026-08-21</w:t>
       <w:br/>
       <w:br/>
     </w:r>

--- a/klagomål/A 26031-2026 FSC-klagomål.docx
+++ b/klagomål/A 26031-2026 FSC-klagomål.docx
@@ -1038,7 +1038,7 @@
     <w:r>
       <w:tab/>
       <w:tab/>
-      <w:t>2026-08-21</w:t>
+      <w:t>2026-08-22</w:t>
       <w:br/>
       <w:br/>
     </w:r>

--- a/klagomål/A 26031-2026 FSC-klagomål.docx
+++ b/klagomål/A 26031-2026 FSC-klagomål.docx
@@ -1038,7 +1038,7 @@
     <w:r>
       <w:tab/>
       <w:tab/>
-      <w:t>2026-08-22</w:t>
+      <w:t>2026-08-23</w:t>
       <w:br/>
       <w:br/>
     </w:r>

--- a/klagomål/A 26031-2026 FSC-klagomål.docx
+++ b/klagomål/A 26031-2026 FSC-klagomål.docx
@@ -1038,7 +1038,7 @@
     <w:r>
       <w:tab/>
       <w:tab/>
-      <w:t>2026-08-23</w:t>
+      <w:t>2026-08-24</w:t>
       <w:br/>
       <w:br/>
     </w:r>

--- a/klagomål/A 26031-2026 FSC-klagomål.docx
+++ b/klagomål/A 26031-2026 FSC-klagomål.docx
@@ -1038,7 +1038,7 @@
     <w:r>
       <w:tab/>
       <w:tab/>
-      <w:t>2026-08-24</w:t>
+      <w:t>2026-08-25</w:t>
       <w:br/>
       <w:br/>
     </w:r>

--- a/klagomål/A 26031-2026 FSC-klagomål.docx
+++ b/klagomål/A 26031-2026 FSC-klagomål.docx
@@ -1038,7 +1038,7 @@
     <w:r>
       <w:tab/>
       <w:tab/>
-      <w:t>2026-08-25</w:t>
+      <w:t>2026-08-26</w:t>
       <w:br/>
       <w:br/>
     </w:r>

--- a/klagomål/A 26031-2026 FSC-klagomål.docx
+++ b/klagomål/A 26031-2026 FSC-klagomål.docx
@@ -1038,7 +1038,7 @@
     <w:r>
       <w:tab/>
       <w:tab/>
-      <w:t>2026-08-26</w:t>
+      <w:t>2026-08-27</w:t>
       <w:br/>
       <w:br/>
     </w:r>

--- a/klagomål/A 26031-2026 FSC-klagomål.docx
+++ b/klagomål/A 26031-2026 FSC-klagomål.docx
@@ -1038,7 +1038,7 @@
     <w:r>
       <w:tab/>
       <w:tab/>
-      <w:t>2026-08-27</w:t>
+      <w:t>2026-08-28</w:t>
       <w:br/>
       <w:br/>
     </w:r>

--- a/klagomål/A 26031-2026 FSC-klagomål.docx
+++ b/klagomål/A 26031-2026 FSC-klagomål.docx
@@ -1038,7 +1038,7 @@
     <w:r>
       <w:tab/>
       <w:tab/>
-      <w:t>2026-08-28</w:t>
+      <w:t>2026-08-29</w:t>
       <w:br/>
       <w:br/>
     </w:r>

--- a/klagomål/A 26031-2026 FSC-klagomål.docx
+++ b/klagomål/A 26031-2026 FSC-klagomål.docx
@@ -1038,7 +1038,7 @@
     <w:r>
       <w:tab/>
       <w:tab/>
-      <w:t>2026-08-29</w:t>
+      <w:t>2026-08-31</w:t>
       <w:br/>
       <w:br/>
     </w:r>

--- a/klagomål/A 26031-2026 FSC-klagomål.docx
+++ b/klagomål/A 26031-2026 FSC-klagomål.docx
@@ -1038,7 +1038,7 @@
     <w:r>
       <w:tab/>
       <w:tab/>
-      <w:t>2026-08-31</w:t>
+      <w:t>2026-09-01</w:t>
       <w:br/>
       <w:br/>
     </w:r>

--- a/klagomål/A 26031-2026 FSC-klagomål.docx
+++ b/klagomål/A 26031-2026 FSC-klagomål.docx
@@ -1038,7 +1038,7 @@
     <w:r>
       <w:tab/>
       <w:tab/>
-      <w:t>2026-09-01</w:t>
+      <w:t>2026-09-02</w:t>
       <w:br/>
       <w:br/>
     </w:r>

--- a/klagomål/A 26031-2026 FSC-klagomål.docx
+++ b/klagomål/A 26031-2026 FSC-klagomål.docx
@@ -1038,7 +1038,7 @@
     <w:r>
       <w:tab/>
       <w:tab/>
-      <w:t>2026-09-02</w:t>
+      <w:t>2026-09-03</w:t>
       <w:br/>
       <w:br/>
     </w:r>

--- a/klagomål/A 26031-2026 FSC-klagomål.docx
+++ b/klagomål/A 26031-2026 FSC-klagomål.docx
@@ -1038,7 +1038,7 @@
     <w:r>
       <w:tab/>
       <w:tab/>
-      <w:t>2026-09-03</w:t>
+      <w:t>2026-09-04</w:t>
       <w:br/>
       <w:br/>
     </w:r>

--- a/klagomål/A 26031-2026 FSC-klagomål.docx
+++ b/klagomål/A 26031-2026 FSC-klagomål.docx
@@ -1038,7 +1038,7 @@
     <w:r>
       <w:tab/>
       <w:tab/>
-      <w:t>2026-09-04</w:t>
+      <w:t>2026-09-05</w:t>
       <w:br/>
       <w:br/>
     </w:r>

--- a/klagomål/A 26031-2026 FSC-klagomål.docx
+++ b/klagomål/A 26031-2026 FSC-klagomål.docx
@@ -1038,7 +1038,7 @@
     <w:r>
       <w:tab/>
       <w:tab/>
-      <w:t>2026-09-05</w:t>
+      <w:t>2026-09-06</w:t>
       <w:br/>
       <w:br/>
     </w:r>

--- a/klagomål/A 26031-2026 FSC-klagomål.docx
+++ b/klagomål/A 26031-2026 FSC-klagomål.docx
@@ -1038,7 +1038,7 @@
     <w:r>
       <w:tab/>
       <w:tab/>
-      <w:t>2026-09-06</w:t>
+      <w:t>2026-09-07</w:t>
       <w:br/>
       <w:br/>
     </w:r>

--- a/klagomål/A 26031-2026 FSC-klagomål.docx
+++ b/klagomål/A 26031-2026 FSC-klagomål.docx
@@ -1038,7 +1038,7 @@
     <w:r>
       <w:tab/>
       <w:tab/>
-      <w:t>2026-09-07</w:t>
+      <w:t>2026-09-08</w:t>
       <w:br/>
       <w:br/>
     </w:r>

--- a/klagomål/A 26031-2026 FSC-klagomål.docx
+++ b/klagomål/A 26031-2026 FSC-klagomål.docx
@@ -1038,7 +1038,7 @@
     <w:r>
       <w:tab/>
       <w:tab/>
-      <w:t>2026-09-08</w:t>
+      <w:t>2026-09-09</w:t>
       <w:br/>
       <w:br/>
     </w:r>

--- a/klagomål/A 26031-2026 FSC-klagomål.docx
+++ b/klagomål/A 26031-2026 FSC-klagomål.docx
@@ -1038,7 +1038,7 @@
     <w:r>
       <w:tab/>
       <w:tab/>
-      <w:t>2026-09-09</w:t>
+      <w:t>2026-09-10</w:t>
       <w:br/>
       <w:br/>
     </w:r>

--- a/klagomål/A 26031-2026 FSC-klagomål.docx
+++ b/klagomål/A 26031-2026 FSC-klagomål.docx
@@ -1038,7 +1038,7 @@
     <w:r>
       <w:tab/>
       <w:tab/>
-      <w:t>2026-09-10</w:t>
+      <w:t>2026-09-11</w:t>
       <w:br/>
       <w:br/>
     </w:r>

--- a/klagomål/A 26031-2026 FSC-klagomål.docx
+++ b/klagomål/A 26031-2026 FSC-klagomål.docx
@@ -1038,7 +1038,7 @@
     <w:r>
       <w:tab/>
       <w:tab/>
-      <w:t>2026-09-11</w:t>
+      <w:t>2026-09-12</w:t>
       <w:br/>
       <w:br/>
     </w:r>
